--- a/data/ai_paras/AI_para_96.docx
+++ b/data/ai_paras/AI_para_96.docx
@@ -4,7 +4,7 @@
   <w:body>
     <w:p>
       <w:r>
-        <w:t>As the evening progressed, the turning point arrived when a sudden downpour forced us to seek shelter under a shop awning. It was here that Sam's demeanor transformed, revealing a stark contrast to Alex's earlier display of calmness. While Alex engaged in light-hearted conversation with the shopkeeper, Sam's frustration grew, culminating in a dismissive remark that drew attention from those around us. This unexpected outburst highlighted a less forgiving side of human nature, emphasizing how stress can strip away social niceties. Observing Sam's reaction, I was compelled to reconsider my assumptions about character, realizing that adversity often exposes underlying traits that remain dormant in everyday interactions.</w:t>
+        <w:t>The narrative begins on a humid summer evening in the heart of the city, where the cacophony of traffic melded with the rhythmic buzz of street vendors. Amidst this urban backdrop stood Alex, a long-time friend, and Sam, a colleague whose presence was less familiar. As we navigated the crowded streets, an unexpected confrontation emerged when Sam inadvertently bumped into a passerby, sparking a heated exchange. Alex, ever the peacemaker, stepped forward to diffuse the situation, a gesture that seemed to embody his unwavering belief in the goodness of people. This incident, seemingly trivial at first, set the stage for a deeper exploration of trust, challenging preconceived notions as the evening unfolded with unforeseen developments.</w:t>
       </w:r>
     </w:p>
     <w:sectPr>
